--- a/spa/docx/65.content.docx
+++ b/spa/docx/65.content.docx
@@ -235,19 +235,7 @@
         <w:rPr>
           <w:lang w:val="es_ES" w:bidi="es_ES"/>
         </w:rPr>
-        <w:t xml:space="preserve">Judas es la versión griega del nombre hebreo "Judá". Era un nombre común. Este Judas era hermano de Jacobo, quien también era hermano de Jesús (ver </w:t>
-      </w:r>
-      <w:r>
-        <w:rPr>
-          <w:lang w:val="es_ES" w:bidi="es_ES"/>
-        </w:rPr>
-        <w:t>Introducción al Libro de Judas</w:t>
-      </w:r>
-      <w:r>
-        <w:rPr>
-          <w:lang w:val="es_ES" w:bidi="es_ES"/>
-        </w:rPr>
-        <w:t>, "Autor").</w:t>
+        <w:t>Judas es la versión griega del nombre hebreo "Judá". Era un nombre común. Este Judas era hermano de Jacobo, quien también era hermano de Jesús (ver Introducción al Libro de Judas, "Autor").</w:t>
       </w:r>
     </w:p>
     <w:p>
